--- a/docs/SYSTEM-EXPLAINED.docx
+++ b/docs/SYSTEM-EXPLAINED.docx
@@ -426,7 +426,7 @@
     <w:p>
       <w:pPr>
         <w:keepNext/>
-        <w:spacing w:before="80" w:after="40"/>
+        <w:spacing w:line="240" w:lineRule="auto" w:before="80" w:after="40"/>
         <w:jc w:val="center"/>
       </w:pPr>
       <w:r>
@@ -1044,7 +1044,7 @@
     <w:p>
       <w:pPr>
         <w:keepNext/>
-        <w:spacing w:before="80" w:after="40"/>
+        <w:spacing w:line="240" w:lineRule="auto" w:before="80" w:after="40"/>
         <w:jc w:val="center"/>
       </w:pPr>
       <w:r>
@@ -1246,7 +1246,7 @@
     <w:p>
       <w:pPr>
         <w:keepNext/>
-        <w:spacing w:before="80" w:after="40"/>
+        <w:spacing w:line="240" w:lineRule="auto" w:before="80" w:after="40"/>
         <w:jc w:val="center"/>
       </w:pPr>
       <w:r>
@@ -3262,7 +3262,7 @@
     <w:p>
       <w:pPr>
         <w:keepNext/>
-        <w:spacing w:before="80" w:after="40"/>
+        <w:spacing w:line="240" w:lineRule="auto" w:before="80" w:after="40"/>
         <w:jc w:val="center"/>
       </w:pPr>
       <w:r>
